--- a/templates/9.docx
+++ b/templates/9.docx
@@ -224,7 +224,6 @@
                       </w:pPr>
                       <w:r>
                         <w:rPr>
-                          <w:color w:val="000000"/>
                           <w:sz w:val="16"/>
                           <w:szCs w:val="16"/>
                         </w:rPr>
@@ -257,6 +256,7 @@
         <w:rPr>
           <w:rFonts w:ascii="Times New Roman" w:hAnsi="Times New Roman"/>
           <w:b/>
+          <w:bCs/>
           <w:sz w:val="40"/>
         </w:rPr>
         <w:t>CITTA’ DI {ownerCity}</w:t>
@@ -572,6 +572,7 @@
         <w:rPr>
           <w:rFonts w:ascii="Times New Roman" w:hAnsi="Times New Roman"/>
           <w:b/>
+          <w:bCs/>
           <w:sz w:val="28"/>
           <w:szCs w:val="28"/>
         </w:rPr>
@@ -639,7 +640,7 @@
         <w:rPr>
           <w:rFonts w:ascii="Calibri" w:hAnsi="Calibri"/>
           <w:b/>
-          <w:color w:val="C00000"/>
+          <w:bCs/>
         </w:rPr>
         <w:t>{todayDate}</w:t>
       </w:r>
@@ -653,7 +654,7 @@
         <w:rPr>
           <w:rFonts w:ascii="Calibri" w:hAnsi="Calibri"/>
           <w:b/>
-          <w:color w:val="C00000"/>
+          <w:bCs/>
         </w:rPr>
         <w:t>{ownerFirstName} {ownerMiddleName} {ownerLastName}</w:t>
       </w:r>
@@ -667,7 +668,7 @@
         <w:rPr>
           <w:rFonts w:ascii="Calibri" w:hAnsi="Calibri"/>
           <w:b/>
-          <w:color w:val="C00000"/>
+          <w:bCs/>
         </w:rPr>
         <w:t>{ownerBirthCity} ({ownerBirthProvince})</w:t>
       </w:r>
@@ -681,7 +682,7 @@
         <w:rPr>
           <w:rFonts w:ascii="Calibri" w:hAnsi="Calibri"/>
           <w:b/>
-          <w:color w:val="C00000"/>
+          <w:bCs/>
         </w:rPr>
         <w:t>{ownerBirthDate}</w:t>
       </w:r>
@@ -695,14 +696,13 @@
         <w:rPr>
           <w:rFonts w:ascii="Calibri" w:hAnsi="Calibri"/>
           <w:b/>
-          <w:color w:val="C00000"/>
+          <w:bCs/>
         </w:rPr>
         <w:t>{ownerCitizenship}</w:t>
       </w:r>
       <w:r>
         <w:rPr>
           <w:rFonts w:ascii="Calibri" w:hAnsi="Calibri"/>
-          <w:color w:val="C00000"/>
         </w:rPr>
         <w:t xml:space="preserve"> </w:t>
       </w:r>
@@ -716,13 +716,15 @@
         <w:rPr>
           <w:rFonts w:ascii="Calibri" w:hAnsi="Calibri"/>
           <w:b/>
-          <w:color w:val="C00000"/>
+          <w:bCs/>
         </w:rPr>
         <w:t>{ownerCompanyCity} ({ownerCompanyProvince})</w:t>
       </w:r>
       <w:r>
         <w:rPr>
           <w:rFonts w:ascii="Calibri" w:hAnsi="Calibri"/>
+          <w:b/>
+          <w:bCs/>
         </w:rPr>
         <w:t xml:space="preserve"> in {ownerAddress} </w:t>
       </w:r>
@@ -730,7 +732,6 @@
         <w:rPr>
           <w:rFonts w:ascii="Calibri" w:hAnsi="Calibri"/>
           <w:b/>
-          <w:color w:val="C00000"/>
         </w:rPr>
         <w:t xml:space="preserve"/>
       </w:r>
@@ -738,7 +739,6 @@
         <w:rPr>
           <w:rFonts w:ascii="Calibri" w:hAnsi="Calibri"/>
           <w:b/>
-          <w:color w:val="C00000"/>
         </w:rPr>
         <w:t xml:space="preserve"/>
       </w:r>
@@ -848,7 +848,7 @@
         <w:rPr>
           <w:rFonts w:ascii="Calibri" w:hAnsi="Calibri"/>
           <w:b/>
-          <w:color w:val="C00000"/>
+          <w:bCs/>
         </w:rPr>
         <w:t>{personFirstName} {personLastName}</w:t>
       </w:r>
@@ -862,7 +862,7 @@
         <w:rPr>
           <w:rFonts w:ascii="Calibri" w:hAnsi="Calibri"/>
           <w:b/>
-          <w:color w:val="C00000"/>
+          <w:bCs/>
         </w:rPr>
         <w:t>{personBirthCity}</w:t>
       </w:r>
@@ -870,7 +870,6 @@
         <w:rPr>
           <w:rFonts w:ascii="Calibri" w:hAnsi="Calibri"/>
           <w:b/>
-          <w:color w:val="C00000"/>
         </w:rPr>
         <w:t xml:space="preserve"> (</w:t>
       </w:r>
@@ -878,7 +877,7 @@
         <w:rPr>
           <w:rFonts w:ascii="Calibri" w:hAnsi="Calibri"/>
           <w:b/>
-          <w:color w:val="C00000"/>
+          <w:bCs/>
         </w:rPr>
         <w:t>{personBirthProvince}</w:t>
       </w:r>
@@ -886,7 +885,6 @@
         <w:rPr>
           <w:rFonts w:ascii="Calibri" w:hAnsi="Calibri"/>
           <w:b/>
-          <w:color w:val="C00000"/>
         </w:rPr>
         <w:t>)</w:t>
       </w:r>
@@ -900,7 +898,7 @@
         <w:rPr>
           <w:rFonts w:ascii="Calibri" w:hAnsi="Calibri"/>
           <w:b/>
-          <w:color w:val="C00000"/>
+          <w:bCs/>
         </w:rPr>
         <w:t>{personBirthDate}</w:t>
       </w:r>
@@ -914,14 +912,13 @@
         <w:rPr>
           <w:rFonts w:ascii="Calibri" w:hAnsi="Calibri"/>
           <w:b/>
-          <w:color w:val="C00000"/>
+          <w:bCs/>
         </w:rPr>
         <w:t>{personCitizenship}</w:t>
       </w:r>
       <w:r>
         <w:rPr>
           <w:rFonts w:ascii="Calibri" w:hAnsi="Calibri"/>
-          <w:color w:val="C00000"/>
         </w:rPr>
         <w:t xml:space="preserve"> </w:t>
       </w:r>
@@ -935,7 +932,7 @@
         <w:rPr>
           <w:rFonts w:ascii="Calibri" w:hAnsi="Calibri"/>
           <w:b/>
-          <w:color w:val="C00000"/>
+          <w:bCs/>
         </w:rPr>
         <w:t>{personResidenceCity}</w:t>
       </w:r>
@@ -943,7 +940,6 @@
         <w:rPr>
           <w:rFonts w:ascii="Calibri" w:hAnsi="Calibri"/>
           <w:b/>
-          <w:color w:val="C00000"/>
         </w:rPr>
         <w:t xml:space="preserve"> (</w:t>
       </w:r>
@@ -951,7 +947,7 @@
         <w:rPr>
           <w:rFonts w:ascii="Calibri" w:hAnsi="Calibri"/>
           <w:b/>
-          <w:color w:val="C00000"/>
+          <w:bCs/>
         </w:rPr>
         <w:t>{personResidenceProvince}</w:t>
       </w:r>
@@ -959,7 +955,6 @@
         <w:rPr>
           <w:rFonts w:ascii="Calibri" w:hAnsi="Calibri"/>
           <w:b/>
-          <w:color w:val="C00000"/>
         </w:rPr>
         <w:t xml:space="preserve">) in </w:t>
       </w:r>
@@ -967,7 +962,7 @@
         <w:rPr>
           <w:rFonts w:ascii="Calibri" w:hAnsi="Calibri"/>
           <w:b/>
-          <w:color w:val="C00000"/>
+          <w:bCs/>
         </w:rPr>
         <w:t>{personResidenceAddress}</w:t>
       </w:r>
@@ -996,7 +991,8 @@
         <w:rPr>
           <w:rStyle w:val="Enfasigrassetto"/>
           <w:rFonts w:ascii="Calibri" w:hAnsi="Calibri"/>
-          <w:color w:val="C00000"/>
+          <w:b/>
+          <w:bCs/>
           <w:sz w:val="21"/>
           <w:szCs w:val="21"/>
           <w:shd w:val="clear" w:color="auto" w:fill="FFFFFF"/>
@@ -1005,7 +1001,6 @@
       </w:r>
       <w:r>
         <w:rPr>
-          <w:color w:val="222222"/>
           <w:sz w:val="21"/>
           <w:szCs w:val="21"/>
           <w:shd w:val="clear" w:color="auto" w:fill="FFFFFF"/>
@@ -1022,6 +1017,7 @@
         <w:rPr>
           <w:rFonts w:ascii="Calibri" w:hAnsi="Calibri"/>
           <w:b/>
+          <w:bCs/>
         </w:rPr>
         <w:t>{personDeathCity} ({personDeathProvince})</w:t>
       </w:r>
@@ -1035,7 +1031,7 @@
         <w:rPr>
           <w:rFonts w:ascii="Calibri" w:hAnsi="Calibri"/>
           <w:b/>
-          <w:color w:val="C00000"/>
+          <w:bCs/>
         </w:rPr>
         <w:t>{personDeathDate}</w:t>
       </w:r>
@@ -1049,7 +1045,7 @@
         <w:rPr>
           <w:rFonts w:ascii="Calibri" w:hAnsi="Calibri"/>
           <w:b/>
-          <w:color w:val="C00000"/>
+          <w:bCs/>
         </w:rPr>
         <w:t>{personDeathTime}</w:t>
       </w:r>
@@ -1057,7 +1053,6 @@
         <w:rPr>
           <w:rFonts w:ascii="Calibri" w:hAnsi="Calibri"/>
           <w:b/>
-          <w:color w:val="C00000"/>
         </w:rPr>
         <w:t/>
       </w:r>
@@ -1065,7 +1060,6 @@
         <w:rPr>
           <w:rFonts w:ascii="Calibri" w:hAnsi="Calibri"/>
           <w:b/>
-          <w:color w:val="C00000"/>
         </w:rPr>
         <w:t/>
       </w:r>
@@ -1167,13 +1161,15 @@
         <w:rPr>
           <w:rFonts w:ascii="Calibri" w:hAnsi="Calibri"/>
           <w:b/>
-          <w:color w:val="C00000"/>
+          <w:bCs/>
         </w:rPr>
         <w:t>{personFirstName} {personLastName}</w:t>
       </w:r>
       <w:r>
         <w:rPr>
           <w:rFonts w:ascii="Calibri" w:hAnsi="Calibri"/>
+          <w:b/>
+          <w:bCs/>
         </w:rPr>
         <w:t xml:space="preserve">, come sopra generalizzato, dal Comune di {ownerCityName} ({ownerCompanyProvince}) al crematorio sito nel Comune di </w:t>
       </w:r>
@@ -1181,7 +1177,7 @@
         <w:rPr>
           <w:rFonts w:ascii="Calibri" w:hAnsi="Calibri"/>
           <w:b/>
-          <w:color w:val="C00000"/>
+          <w:bCs/>
         </w:rPr>
         <w:t>{crematoryCity}</w:t>
       </w:r>
@@ -1189,7 +1185,6 @@
         <w:rPr>
           <w:rFonts w:ascii="Calibri" w:hAnsi="Calibri"/>
           <w:b/>
-          <w:color w:val="C00000"/>
         </w:rPr>
         <w:t xml:space="preserve"> (</w:t>
       </w:r>
@@ -1197,7 +1192,7 @@
         <w:rPr>
           <w:rFonts w:ascii="Calibri" w:hAnsi="Calibri"/>
           <w:b/>
-          <w:color w:val="C00000"/>
+          <w:bCs/>
         </w:rPr>
         <w:t>{crematoryProvince}</w:t>
       </w:r>
@@ -1205,7 +1200,6 @@
         <w:rPr>
           <w:rFonts w:ascii="Calibri" w:hAnsi="Calibri"/>
           <w:b/>
-          <w:color w:val="C00000"/>
         </w:rPr>
         <w:t>)</w:t>
       </w:r>
@@ -1219,7 +1213,7 @@
         <w:rPr>
           <w:rFonts w:ascii="Calibri" w:hAnsi="Calibri"/>
           <w:b/>
-          <w:color w:val="C00000"/>
+          <w:bCs/>
         </w:rPr>
         <w:t xml:space="preserve"> {funeralStopCity}</w:t>
       </w:r>
@@ -1227,7 +1221,6 @@
         <w:rPr>
           <w:rFonts w:ascii="Calibri" w:hAnsi="Calibri"/>
           <w:b/>
-          <w:color w:val="C00000"/>
         </w:rPr>
         <w:t xml:space="preserve"> (</w:t>
       </w:r>
@@ -1235,7 +1228,7 @@
         <w:rPr>
           <w:rFonts w:ascii="Calibri" w:hAnsi="Calibri"/>
           <w:b/>
-          <w:color w:val="C00000"/>
+          <w:bCs/>
         </w:rPr>
         <w:t>{funeralStopProvince}</w:t>
       </w:r>
@@ -1243,7 +1236,6 @@
         <w:rPr>
           <w:rFonts w:ascii="Calibri" w:hAnsi="Calibri"/>
           <w:b/>
-          <w:color w:val="C00000"/>
         </w:rPr>
         <w:t xml:space="preserve">) </w:t>
       </w:r>
@@ -1257,7 +1249,7 @@
         <w:rPr>
           <w:rFonts w:ascii="Calibri" w:hAnsi="Calibri"/>
           <w:b/>
-          <w:color w:val="C00000"/>
+          <w:bCs/>
         </w:rPr>
         <w:t>{ownerCompanyName} di {ownerLastName} {ownerFirstName}</w:t>
       </w:r>
@@ -1271,7 +1263,7 @@
         <w:rPr>
           <w:rFonts w:ascii="Calibri" w:hAnsi="Calibri"/>
           <w:b/>
-          <w:color w:val="C00000"/>
+          <w:bCs/>
         </w:rPr>
         <w:t>{ownerCompanyCity}</w:t>
       </w:r>
@@ -1279,7 +1271,7 @@
         <w:rPr>
           <w:rFonts w:ascii="Calibri" w:hAnsi="Calibri"/>
           <w:b/>
-          <w:color w:val="C00000"/>
+          <w:bCs/>
         </w:rPr>
         <w:t xml:space="preserve"> ({ownerCompanyProvince}), </w:t>
       </w:r>
@@ -1293,7 +1285,7 @@
         <w:rPr>
           <w:rFonts w:ascii="Calibri" w:hAnsi="Calibri"/>
           <w:b/>
-          <w:color w:val="C00000"/>
+          <w:bCs/>
         </w:rPr>
         <w:t>{ownerVehiclePlate}</w:t>
       </w:r>
@@ -1307,7 +1299,7 @@
         <w:rPr>
           <w:rFonts w:ascii="Calibri" w:hAnsi="Calibri"/>
           <w:b/>
-          <w:color w:val="C00000"/>
+          <w:bCs/>
         </w:rPr>
         <w:t>{ownerDriverName}</w:t>
       </w:r>
@@ -1329,6 +1321,8 @@
       <w:r>
         <w:rPr>
           <w:rFonts w:ascii="Calibri" w:hAnsi="Calibri"/>
+          <w:b/>
+          <w:bCs/>
         </w:rPr>
         <w:t xml:space="preserve">{bearerNames}</w:t>
       </w:r>
@@ -1336,7 +1330,6 @@
         <w:rPr>
           <w:rFonts w:ascii="Calibri" w:hAnsi="Calibri"/>
           <w:b/>
-          <w:color w:val="C00000"/>
         </w:rPr>
         <w:t/>
       </w:r>
@@ -1350,7 +1343,6 @@
         <w:rPr>
           <w:rFonts w:ascii="Calibri" w:hAnsi="Calibri"/>
           <w:b/>
-          <w:color w:val="C00000"/>
         </w:rPr>
         <w:t/>
       </w:r>
@@ -1379,7 +1371,6 @@
         <w:rPr>
           <w:rFonts w:ascii="Calibri" w:hAnsi="Calibri"/>
           <w:b/>
-          <w:color w:val="C00000"/>
         </w:rPr>
         <w:t/>
       </w:r>
@@ -1393,7 +1384,6 @@
         <w:rPr>
           <w:rFonts w:ascii="Calibri" w:hAnsi="Calibri"/>
           <w:b/>
-          <w:color w:val="C00000"/>
         </w:rPr>
         <w:t/>
       </w:r>
@@ -1424,6 +1414,8 @@
       <w:r>
         <w:rPr>
           <w:rFonts w:ascii="Calibri" w:hAnsi="Calibri"/>
+          <w:b/>
+          <w:bCs/>
         </w:rPr>
         <w:t xml:space="preserve">{ownerCityName}, lì </w:t>
       </w:r>
@@ -1431,7 +1423,7 @@
         <w:rPr>
           <w:rFonts w:ascii="Calibri" w:hAnsi="Calibri"/>
           <w:b/>
-          <w:color w:val="C00000"/>
+          <w:bCs/>
         </w:rPr>
         <w:t>{todayDate}</w:t>
       </w:r>
@@ -1546,7 +1538,7 @@
         <w:rPr>
           <w:rFonts w:ascii="Calibri" w:hAnsi="Calibri"/>
           <w:b/>
-          <w:color w:val="C00000"/>
+          <w:bCs/>
         </w:rPr>
         <w:t>{todayDate}</w:t>
       </w:r>
@@ -1560,7 +1552,7 @@
         <w:rPr>
           <w:rFonts w:ascii="Calibri" w:hAnsi="Calibri"/>
           <w:b/>
-          <w:color w:val="C00000"/>
+          <w:bCs/>
         </w:rPr>
         <w:t>{ownerFirstName} {ownerMiddleName} {ownerLastName}</w:t>
       </w:r>
@@ -1659,7 +1651,6 @@
         <w:rPr>
           <w:rFonts w:ascii="Calibri" w:hAnsi="Calibri"/>
           <w:b/>
-          <w:color w:val="C00000"/>
         </w:rPr>
         <w:t xml:space="preserve"> </w:t>
       </w:r>
@@ -1667,7 +1658,7 @@
         <w:rPr>
           <w:rFonts w:ascii="Calibri" w:hAnsi="Calibri"/>
           <w:b/>
-          <w:color w:val="C00000"/>
+          <w:bCs/>
         </w:rPr>
         <w:t>{personFirstName} {personLastName}</w:t>
       </w:r>
@@ -1794,7 +1785,6 @@
         <w:rPr>
           <w:rFonts w:ascii="Calibri" w:hAnsi="Calibri"/>
           <w:b/>
-          <w:color w:val="C00000"/>
         </w:rPr>
         <w:t xml:space="preserve"> </w:t>
       </w:r>
@@ -1802,7 +1792,7 @@
         <w:rPr>
           <w:rFonts w:ascii="Calibri" w:hAnsi="Calibri"/>
           <w:b/>
-          <w:color w:val="C00000"/>
+          <w:bCs/>
         </w:rPr>
         <w:t>{personFirstName} {personLastName}</w:t>
       </w:r>
@@ -1822,7 +1812,7 @@
         <w:rPr>
           <w:rFonts w:ascii="Calibri" w:hAnsi="Calibri"/>
           <w:b/>
-          <w:color w:val="C00000"/>
+          <w:bCs/>
         </w:rPr>
         <w:t>{crematoryCity}</w:t>
       </w:r>
@@ -1830,7 +1820,6 @@
         <w:rPr>
           <w:rFonts w:ascii="Calibri" w:hAnsi="Calibri"/>
           <w:b/>
-          <w:color w:val="C00000"/>
         </w:rPr>
         <w:t xml:space="preserve"> (</w:t>
       </w:r>
@@ -1838,7 +1827,7 @@
         <w:rPr>
           <w:rFonts w:ascii="Calibri" w:hAnsi="Calibri"/>
           <w:b/>
-          <w:color w:val="C00000"/>
+          <w:bCs/>
         </w:rPr>
         <w:t>{crematoryProvince}</w:t>
       </w:r>
@@ -1846,7 +1835,6 @@
         <w:rPr>
           <w:rFonts w:ascii="Calibri" w:hAnsi="Calibri"/>
           <w:b/>
-          <w:color w:val="C00000"/>
         </w:rPr>
         <w:t>)</w:t>
       </w:r>
@@ -1860,7 +1848,7 @@
         <w:rPr>
           <w:rFonts w:ascii="Calibri" w:hAnsi="Calibri"/>
           <w:b/>
-          <w:color w:val="C00000"/>
+          <w:bCs/>
         </w:rPr>
         <w:t>{ashesCity}</w:t>
       </w:r>
@@ -1868,7 +1856,6 @@
         <w:rPr>
           <w:rFonts w:ascii="Calibri" w:hAnsi="Calibri"/>
           <w:b/>
-          <w:color w:val="C00000"/>
         </w:rPr>
         <w:t xml:space="preserve"> (</w:t>
       </w:r>
@@ -1876,7 +1863,7 @@
         <w:rPr>
           <w:rFonts w:ascii="Calibri" w:hAnsi="Calibri"/>
           <w:b/>
-          <w:color w:val="C00000"/>
+          <w:bCs/>
         </w:rPr>
         <w:t>{ashesProvince}</w:t>
       </w:r>
@@ -1884,7 +1871,6 @@
         <w:rPr>
           <w:rFonts w:ascii="Calibri" w:hAnsi="Calibri"/>
           <w:b/>
-          <w:color w:val="C00000"/>
         </w:rPr>
         <w:t>)</w:t>
       </w:r>
@@ -2003,7 +1989,6 @@
         <w:rPr>
           <w:rFonts w:ascii="Calibri" w:hAnsi="Calibri"/>
           <w:b/>
-          <w:color w:val="C00000"/>
         </w:rPr>
         <w:t xml:space="preserve">____________________ </w:t>
       </w:r>
@@ -2018,7 +2003,6 @@
         <w:rPr>
           <w:rFonts w:ascii="Calibri" w:hAnsi="Calibri"/>
           <w:b/>
-          <w:color w:val="C00000"/>
         </w:rPr>
         <w:t>____________________ (__)</w:t>
       </w:r>
@@ -2033,7 +2017,6 @@
         <w:rPr>
           <w:rFonts w:ascii="Calibri" w:hAnsi="Calibri"/>
           <w:b/>
-          <w:color w:val="C00000"/>
         </w:rPr>
         <w:t>____________________</w:t>
       </w:r>
@@ -2048,7 +2031,6 @@
         <w:rPr>
           <w:rFonts w:ascii="Calibri" w:hAnsi="Calibri"/>
           <w:b/>
-          <w:color w:val="C00000"/>
         </w:rPr>
         <w:t>____________________</w:t>
       </w:r>
@@ -2063,7 +2045,6 @@
         <w:rPr>
           <w:rFonts w:ascii="Calibri" w:hAnsi="Calibri"/>
           <w:b/>
-          <w:color w:val="C00000"/>
         </w:rPr>
         <w:t>____________________</w:t>
       </w:r>
@@ -2078,7 +2059,6 @@
         <w:rPr>
           <w:rFonts w:ascii="Calibri" w:hAnsi="Calibri"/>
           <w:b/>
-          <w:color w:val="C00000"/>
         </w:rPr>
         <w:t xml:space="preserve">____________________ (__) </w:t>
       </w:r>
@@ -2093,7 +2073,6 @@
         <w:rPr>
           <w:rFonts w:ascii="Calibri" w:hAnsi="Calibri"/>
           <w:b/>
-          <w:color w:val="C00000"/>
         </w:rPr>
         <w:t>____________________</w:t>
       </w:r>
@@ -2207,7 +2186,6 @@
           <w:rFonts w:ascii="Calibri" w:hAnsi="Calibri"/>
           <w:b/>
           <w:bCs/>
-          <w:color w:val="EE0000"/>
           <w:u w:val="single"/>
         </w:rPr>
         <w:t>{ashesCity} ({ashesProvince})</w:t>
@@ -2218,7 +2196,6 @@
           <w:rFonts w:ascii="Calibri" w:hAnsi="Calibri"/>
           <w:b/>
           <w:bCs/>
-          <w:color w:val="EE0000"/>
           <w:u w:val="single"/>
         </w:rPr>
         <w:t/>
@@ -2226,7 +2203,6 @@
       <w:r>
         <w:rPr>
           <w:rFonts w:ascii="Calibri" w:hAnsi="Calibri"/>
-          <w:color w:val="EE0000"/>
           <w:u w:val="single"/>
         </w:rPr>
         <w:t xml:space="preserve"> </w:t>
@@ -2234,7 +2210,6 @@
       <w:r>
         <w:rPr>
           <w:rFonts w:ascii="Calibri" w:hAnsi="Calibri"/>
-          <w:color w:val="EE0000"/>
           <w:u w:val="single"/>
         </w:rPr>
         <w:t xml:space="preserve"> </w:t>
@@ -2282,6 +2257,8 @@
       <w:r>
         <w:rPr>
           <w:rFonts w:ascii="Calibri" w:hAnsi="Calibri"/>
+          <w:b/>
+          <w:bCs/>
         </w:rPr>
         <w:t xml:space="preserve">     {ownerCityName}, </w:t>
       </w:r>
@@ -2289,7 +2266,7 @@
         <w:rPr>
           <w:rFonts w:ascii="Calibri" w:hAnsi="Calibri"/>
           <w:b/>
-          <w:color w:val="C00000"/>
+          <w:bCs/>
         </w:rPr>
         <w:t>{todayDate}</w:t>
       </w:r>

--- a/templates/9.docx
+++ b/templates/9.docx
@@ -259,7 +259,7 @@
           <w:bCs/>
           <w:sz w:val="40"/>
         </w:rPr>
-        <w:t>CITTA’ DI {ownerCity}</w:t>
+        <w:t>CITTA’ DI {ownerCityUpper}</w:t>
       </w:r>
     </w:p>
     <w:p>
